--- a/Reports/paper 6 (AutoRecovered).docx
+++ b/Reports/paper 6 (AutoRecovered).docx
@@ -290,8 +290,56 @@
       </w:r>
     </w:p>
     <w:p>
-      <w:r>
-        <w:t>Write about the new technology/ new study as to what is it? Brief introduction about the technology or the study.</w:t>
+      <w:pPr>
+        <w:jc w:val="both"/>
+      </w:pPr>
+      <w:r>
+        <w:t xml:space="preserve">The paper presents a </w:t>
+      </w:r>
+      <w:r>
+        <w:t xml:space="preserve">novel </w:t>
+      </w:r>
+      <w:r>
+        <w:t xml:space="preserve">mathematical framework </w:t>
+      </w:r>
+      <w:r>
+        <w:t xml:space="preserve">that recovers </w:t>
+      </w:r>
+      <w:r>
+        <w:t>HR</w:t>
+      </w:r>
+      <w:r>
+        <w:t xml:space="preserve"> 3D intensity and phase from 4D light field </w:t>
+      </w:r>
+      <w:r>
+        <w:t>data</w:t>
+      </w:r>
+      <w:r>
+        <w:t xml:space="preserve"> using Fourier ptychography. An iterative multi</w:t>
+      </w:r>
+      <w:r>
+        <w:t>-</w:t>
+      </w:r>
+      <w:r>
+        <w:t xml:space="preserve">slice reconstruction </w:t>
+      </w:r>
+      <w:r>
+        <w:t>model</w:t>
+      </w:r>
+      <w:r>
+        <w:t xml:space="preserve"> is applied to </w:t>
+      </w:r>
+      <w:r>
+        <w:t>multi-angled intensity images</w:t>
+      </w:r>
+      <w:r>
+        <w:t xml:space="preserve"> to estimate the complex transmittance of the sample, correcting for diffraction artifacts and multiple scattering effects. This combined approach enables gigavoxel-scale 3D imaging with resolution beyond the diffraction limit, while maintaining a large </w:t>
+      </w:r>
+      <w:r>
+        <w:t>FOV</w:t>
+      </w:r>
+      <w:r>
+        <w:t>.</w:t>
       </w:r>
     </w:p>
     <w:p>
@@ -303,9 +351,341 @@
       </w:r>
     </w:p>
     <w:p>
-      <w:r>
-        <w:t>What protocol is followed in the paper to realise its objectives. (Example: What experiments are done for the study?) and the purpose of each step in the protocol (Example: What is the purpose of the experiments?)</w:t>
-      </w:r>
+      <w:pPr>
+        <w:pStyle w:val="ListParagraph"/>
+        <w:numPr>
+          <w:ilvl w:val="0"/>
+          <w:numId w:val="6"/>
+        </w:numPr>
+        <w:jc w:val="both"/>
+      </w:pPr>
+      <w:r>
+        <w:rPr>
+          <w:b/>
+          <w:bCs/>
+        </w:rPr>
+        <w:t xml:space="preserve">Data Acquisition and Initial Estimation: </w:t>
+      </w:r>
+      <w:r>
+        <w:t>LED array based multi-angled intensity images are captured to encode 3D information through angular diversity.</w:t>
+      </w:r>
+      <w:r>
+        <w:t xml:space="preserve"> </w:t>
+      </w:r>
+      <w:r>
+        <w:t xml:space="preserve">The </w:t>
+      </w:r>
+      <w:r>
+        <w:t>intensity images are</w:t>
+      </w:r>
+      <w:r>
+        <w:t xml:space="preserve"> first processed using standard light field digital refocusing algorithms. This </w:t>
+      </w:r>
+      <w:r>
+        <w:t>gives</w:t>
+      </w:r>
+      <w:r>
+        <w:t xml:space="preserve"> an initial 3D intensity map by mathematically undoing the geometric shifts that occur when </w:t>
+      </w:r>
+      <w:r>
+        <w:lastRenderedPageBreak/>
+        <w:t xml:space="preserve">light rays propagate from off-axis illumination sources. This geometric approximation provides a highly constrained, close initial guess </w:t>
+      </w:r>
+      <w:r>
+        <w:t xml:space="preserve">of energy distribution </w:t>
+      </w:r>
+      <w:r>
+        <w:t>for the complex 3D structure of the sample. Starting with this close approximation prevents the iterative algorithm from getting trapped in local minima and ensures convergence.</w:t>
+      </w:r>
+    </w:p>
+    <w:p>
+      <w:pPr>
+        <w:pStyle w:val="ListParagraph"/>
+        <w:keepNext/>
+        <w:ind w:left="0"/>
+        <w:jc w:val="both"/>
+      </w:pPr>
+      <w:r>
+        <w:drawing>
+          <wp:inline distT="0" distB="0" distL="0" distR="0" wp14:anchorId="64764F88" wp14:editId="757FDF6C">
+            <wp:extent cx="5731510" cy="3054350"/>
+            <wp:effectExtent l="0" t="0" r="2540" b="0"/>
+            <wp:docPr id="3" name="Picture 2">
+              <a:extLst xmlns:a="http://schemas.openxmlformats.org/drawingml/2006/main">
+                <a:ext uri="{FF2B5EF4-FFF2-40B4-BE49-F238E27FC236}">
+                  <a16:creationId xmlns:a16="http://schemas.microsoft.com/office/drawing/2014/main" id="{989188F3-4BA7-C388-3AF5-C46372F3DC35}"/>
+                </a:ext>
+              </a:extLst>
+            </wp:docPr>
+            <wp:cNvGraphicFramePr>
+              <a:graphicFrameLocks xmlns:a="http://schemas.openxmlformats.org/drawingml/2006/main" noChangeAspect="1"/>
+            </wp:cNvGraphicFramePr>
+            <a:graphic xmlns:a="http://schemas.openxmlformats.org/drawingml/2006/main">
+              <a:graphicData uri="http://schemas.openxmlformats.org/drawingml/2006/picture">
+                <pic:pic xmlns:pic="http://schemas.openxmlformats.org/drawingml/2006/picture">
+                  <pic:nvPicPr>
+                    <pic:cNvPr id="3" name="Picture 2">
+                      <a:extLst>
+                        <a:ext uri="{FF2B5EF4-FFF2-40B4-BE49-F238E27FC236}">
+                          <a16:creationId xmlns:a16="http://schemas.microsoft.com/office/drawing/2014/main" id="{989188F3-4BA7-C388-3AF5-C46372F3DC35}"/>
+                        </a:ext>
+                      </a:extLst>
+                    </pic:cNvPr>
+                    <pic:cNvPicPr>
+                      <a:picLocks noChangeAspect="1"/>
+                    </pic:cNvPicPr>
+                  </pic:nvPicPr>
+                  <pic:blipFill>
+                    <a:blip r:embed="rId7" cstate="print">
+                      <a:extLst>
+                        <a:ext uri="{28A0092B-C50C-407E-A947-70E740481C1C}">
+                          <a14:useLocalDpi xmlns:a14="http://schemas.microsoft.com/office/drawing/2010/main" val="0"/>
+                        </a:ext>
+                      </a:extLst>
+                    </a:blip>
+                    <a:stretch>
+                      <a:fillRect/>
+                    </a:stretch>
+                  </pic:blipFill>
+                  <pic:spPr>
+                    <a:xfrm>
+                      <a:off x="0" y="0"/>
+                      <a:ext cx="5731510" cy="3054350"/>
+                    </a:xfrm>
+                    <a:prstGeom prst="rect">
+                      <a:avLst/>
+                    </a:prstGeom>
+                  </pic:spPr>
+                </pic:pic>
+              </a:graphicData>
+            </a:graphic>
+          </wp:inline>
+        </w:drawing>
+      </w:r>
+    </w:p>
+    <w:p>
+      <w:pPr>
+        <w:pStyle w:val="Caption"/>
+        <w:jc w:val="both"/>
+      </w:pPr>
+      <w:r>
+        <w:t xml:space="preserve">Figure </w:t>
+      </w:r>
+      <w:r>
+        <w:fldChar w:fldCharType="begin"/>
+      </w:r>
+      <w:r>
+        <w:instrText xml:space="preserve"> SEQ Figure \* ARABIC </w:instrText>
+      </w:r>
+      <w:r>
+        <w:fldChar w:fldCharType="separate"/>
+      </w:r>
+      <w:r>
+        <w:rPr>
+          <w:noProof/>
+        </w:rPr>
+        <w:t>1</w:t>
+      </w:r>
+      <w:r>
+        <w:fldChar w:fldCharType="end"/>
+      </w:r>
+      <w:r>
+        <w:t xml:space="preserve"> (1) LED array based microscope setup; (2) 4D space-angle data for light field focusing by calculating the geometric shifts for each angle of illumination; (3) (a) </w:t>
+      </w:r>
+      <w:r>
+        <w:t xml:space="preserve">raw images collected from varying illumination angles </w:t>
+      </w:r>
+      <w:proofErr w:type="spellStart"/>
+      <w:r>
+        <w:t>θx</w:t>
+      </w:r>
+      <w:proofErr w:type="spellEnd"/>
+      <w:r>
+        <w:t xml:space="preserve"> for a two-slice sample (b) </w:t>
+      </w:r>
+      <w:r>
+        <w:t xml:space="preserve">Two space-angle (x − </w:t>
+      </w:r>
+      <w:proofErr w:type="spellStart"/>
+      <w:r>
+        <w:t>θx</w:t>
+      </w:r>
+      <w:proofErr w:type="spellEnd"/>
+      <w:r>
+        <w:t>) plots, where features from different depths create tilted lines with depth-dependent slopes, surrounded by diffraction fringes.</w:t>
+      </w:r>
+    </w:p>
+    <w:p>
+      <w:pPr>
+        <w:pStyle w:val="ListParagraph"/>
+        <w:numPr>
+          <w:ilvl w:val="0"/>
+          <w:numId w:val="6"/>
+        </w:numPr>
+        <w:jc w:val="both"/>
+      </w:pPr>
+      <w:r>
+        <w:rPr>
+          <w:b/>
+          <w:bCs/>
+        </w:rPr>
+        <w:t>Forward Modelling:</w:t>
+      </w:r>
+      <w:r>
+        <w:t xml:space="preserve"> </w:t>
+      </w:r>
+      <w:r>
+        <w:t>The algorithm models the thick sample as a discrete series of thin slices separated by a uniform medium, such as air</w:t>
+      </w:r>
+      <w:r>
+        <w:t xml:space="preserve"> and</w:t>
+      </w:r>
+      <w:r>
+        <w:t xml:space="preserve"> calculates the wave field propagating through the sample using a sequence of multiply-and-propagate operations, where each slice physically modulates the incident light field. This accounts for the complex wave-optical effects that geometric optics miss. </w:t>
+      </w:r>
+      <w:r>
+        <w:t>Since</w:t>
+      </w:r>
+      <w:r>
+        <w:t xml:space="preserve"> the approach makes no weak or single-scattering approximations, it allows the system to accurately model and eventually correct for multiple scattering events as light travels through a dense volume.</w:t>
+      </w:r>
+    </w:p>
+    <w:p>
+      <w:pPr>
+        <w:pStyle w:val="ListParagraph"/>
+        <w:numPr>
+          <w:ilvl w:val="0"/>
+          <w:numId w:val="6"/>
+        </w:numPr>
+        <w:jc w:val="both"/>
+      </w:pPr>
+      <w:r>
+        <w:rPr>
+          <w:b/>
+          <w:bCs/>
+        </w:rPr>
+        <w:t>Reconstruction Algorithm:</w:t>
+      </w:r>
+      <w:r>
+        <w:t xml:space="preserve"> </w:t>
+      </w:r>
+      <w:r>
+        <w:t xml:space="preserve">An iterative </w:t>
+      </w:r>
+      <w:r>
+        <w:t xml:space="preserve">gradient descent-based </w:t>
+      </w:r>
+      <w:r>
+        <w:t xml:space="preserve">optimization algorithm is applied to the multislice model. For each illumination angle, the algorithm updates the complex transmittance function </w:t>
+      </w:r>
+      <w:r>
+        <w:t>through back-propagation</w:t>
+      </w:r>
+      <w:r>
+        <w:t xml:space="preserve"> and complex pupil function of the lens</w:t>
+      </w:r>
+      <w:r>
+        <w:t xml:space="preserve"> by minimizing the difference between the actual measured intensity and the </w:t>
+      </w:r>
+      <w:r>
+        <w:t>prediction</w:t>
+      </w:r>
+      <w:r>
+        <w:t xml:space="preserve"> by the model.</w:t>
+      </w:r>
+      <w:r>
+        <w:t xml:space="preserve"> </w:t>
+      </w:r>
+      <w:r>
+        <w:t>This step functions as a nonlinear 3D deconvolution that computationally removes out-of-plane blur</w:t>
+      </w:r>
+      <w:r>
+        <w:t xml:space="preserve"> and removes optical aberrations inherent to the physical system</w:t>
+      </w:r>
+      <w:r>
+        <w:t>. By stitching together different sections of Fourier space captured by the varied LED angles, it synthesizes a larger</w:t>
+      </w:r>
+      <w:r>
+        <w:t xml:space="preserve"> NA</w:t>
+      </w:r>
+      <w:r>
+        <w:t>.</w:t>
+      </w:r>
+    </w:p>
+    <w:p>
+      <w:pPr>
+        <w:pStyle w:val="ListParagraph"/>
+        <w:numPr>
+          <w:ilvl w:val="0"/>
+          <w:numId w:val="6"/>
+        </w:numPr>
+        <w:jc w:val="both"/>
+        <w:rPr>
+          <w:b/>
+          <w:bCs/>
+        </w:rPr>
+      </w:pPr>
+      <w:r>
+        <w:rPr>
+          <w:b/>
+          <w:bCs/>
+        </w:rPr>
+        <w:t>Validation Experiments</w:t>
+      </w:r>
+      <w:r>
+        <w:rPr>
+          <w:b/>
+          <w:bCs/>
+        </w:rPr>
+        <w:t>:</w:t>
+      </w:r>
+    </w:p>
+    <w:p>
+      <w:pPr>
+        <w:pStyle w:val="ListParagraph"/>
+        <w:numPr>
+          <w:ilvl w:val="1"/>
+          <w:numId w:val="6"/>
+        </w:numPr>
+        <w:jc w:val="both"/>
+      </w:pPr>
+      <w:r>
+        <w:rPr>
+          <w:b/>
+          <w:bCs/>
+        </w:rPr>
+        <w:t>Stacked Resolution Targets</w:t>
+      </w:r>
+      <w:r>
+        <w:t>: Two resolution targets were placed at different depths to experimentally characterize lateral resolution at multiple planes and verify that out-of-plane blur was successfully removed compared to physical focusing.</w:t>
+      </w:r>
+    </w:p>
+    <w:p>
+      <w:pPr>
+        <w:pStyle w:val="ListParagraph"/>
+        <w:numPr>
+          <w:ilvl w:val="1"/>
+          <w:numId w:val="6"/>
+        </w:numPr>
+        <w:jc w:val="both"/>
+      </w:pPr>
+      <w:r>
+        <w:rPr>
+          <w:b/>
+          <w:bCs/>
+        </w:rPr>
+        <w:lastRenderedPageBreak/>
+        <w:t>Thick Biological Sample</w:t>
+      </w:r>
+      <w:r>
+        <w:t>: A continuous Spirogyra algae sample was imaged to demonstrate the method's capability to recover both absorption and phase effects in a complex, naturally scattering 3D volume.</w:t>
+      </w:r>
+    </w:p>
+    <w:p>
+      <w:pPr>
+        <w:pStyle w:val="ListParagraph"/>
+        <w:jc w:val="both"/>
+      </w:pPr>
     </w:p>
     <w:p>
       <w:pPr>
@@ -346,7 +726,6 @@
           <w:sz w:val="32"/>
           <w:szCs w:val="32"/>
         </w:rPr>
-        <w:lastRenderedPageBreak/>
         <w:t>3. Abstract</w:t>
       </w:r>
     </w:p>
@@ -487,7 +866,7 @@
     </w:p>
     <w:p/>
     <w:sectPr>
-      <w:footerReference w:type="default" r:id="rId7"/>
+      <w:footerReference w:type="default" r:id="rId8"/>
       <w:pgSz w:w="11906" w:h="16838"/>
       <w:pgMar w:top="1440" w:right="1440" w:bottom="1440" w:left="1440" w:header="708" w:footer="708" w:gutter="0"/>
       <w:cols w:space="708"/>
@@ -894,6 +1273,119 @@
     </w:lvl>
   </w:abstractNum>
   <w:abstractNum w:abstractNumId="3" w15:restartNumberingAfterBreak="0">
+    <w:nsid w:val="6F030524"/>
+    <w:multiLevelType w:val="hybridMultilevel"/>
+    <w:tmpl w:val="C32AD31A"/>
+    <w:lvl w:ilvl="0" w:tplc="40090001">
+      <w:start w:val="1"/>
+      <w:numFmt w:val="bullet"/>
+      <w:lvlText w:val=""/>
+      <w:lvlJc w:val="left"/>
+      <w:pPr>
+        <w:ind w:left="720" w:hanging="360"/>
+      </w:pPr>
+      <w:rPr>
+        <w:rFonts w:ascii="Symbol" w:hAnsi="Symbol" w:hint="default"/>
+      </w:rPr>
+    </w:lvl>
+    <w:lvl w:ilvl="1" w:tplc="40090003">
+      <w:start w:val="1"/>
+      <w:numFmt w:val="bullet"/>
+      <w:lvlText w:val="o"/>
+      <w:lvlJc w:val="left"/>
+      <w:pPr>
+        <w:ind w:left="1440" w:hanging="360"/>
+      </w:pPr>
+      <w:rPr>
+        <w:rFonts w:ascii="Courier New" w:hAnsi="Courier New" w:cs="Courier New" w:hint="default"/>
+      </w:rPr>
+    </w:lvl>
+    <w:lvl w:ilvl="2" w:tplc="40090005" w:tentative="1">
+      <w:start w:val="1"/>
+      <w:numFmt w:val="bullet"/>
+      <w:lvlText w:val=""/>
+      <w:lvlJc w:val="left"/>
+      <w:pPr>
+        <w:ind w:left="2160" w:hanging="360"/>
+      </w:pPr>
+      <w:rPr>
+        <w:rFonts w:ascii="Wingdings" w:hAnsi="Wingdings" w:hint="default"/>
+      </w:rPr>
+    </w:lvl>
+    <w:lvl w:ilvl="3" w:tplc="40090001" w:tentative="1">
+      <w:start w:val="1"/>
+      <w:numFmt w:val="bullet"/>
+      <w:lvlText w:val=""/>
+      <w:lvlJc w:val="left"/>
+      <w:pPr>
+        <w:ind w:left="2880" w:hanging="360"/>
+      </w:pPr>
+      <w:rPr>
+        <w:rFonts w:ascii="Symbol" w:hAnsi="Symbol" w:hint="default"/>
+      </w:rPr>
+    </w:lvl>
+    <w:lvl w:ilvl="4" w:tplc="40090003" w:tentative="1">
+      <w:start w:val="1"/>
+      <w:numFmt w:val="bullet"/>
+      <w:lvlText w:val="o"/>
+      <w:lvlJc w:val="left"/>
+      <w:pPr>
+        <w:ind w:left="3600" w:hanging="360"/>
+      </w:pPr>
+      <w:rPr>
+        <w:rFonts w:ascii="Courier New" w:hAnsi="Courier New" w:cs="Courier New" w:hint="default"/>
+      </w:rPr>
+    </w:lvl>
+    <w:lvl w:ilvl="5" w:tplc="40090005" w:tentative="1">
+      <w:start w:val="1"/>
+      <w:numFmt w:val="bullet"/>
+      <w:lvlText w:val=""/>
+      <w:lvlJc w:val="left"/>
+      <w:pPr>
+        <w:ind w:left="4320" w:hanging="360"/>
+      </w:pPr>
+      <w:rPr>
+        <w:rFonts w:ascii="Wingdings" w:hAnsi="Wingdings" w:hint="default"/>
+      </w:rPr>
+    </w:lvl>
+    <w:lvl w:ilvl="6" w:tplc="40090001" w:tentative="1">
+      <w:start w:val="1"/>
+      <w:numFmt w:val="bullet"/>
+      <w:lvlText w:val=""/>
+      <w:lvlJc w:val="left"/>
+      <w:pPr>
+        <w:ind w:left="5040" w:hanging="360"/>
+      </w:pPr>
+      <w:rPr>
+        <w:rFonts w:ascii="Symbol" w:hAnsi="Symbol" w:hint="default"/>
+      </w:rPr>
+    </w:lvl>
+    <w:lvl w:ilvl="7" w:tplc="40090003" w:tentative="1">
+      <w:start w:val="1"/>
+      <w:numFmt w:val="bullet"/>
+      <w:lvlText w:val="o"/>
+      <w:lvlJc w:val="left"/>
+      <w:pPr>
+        <w:ind w:left="5760" w:hanging="360"/>
+      </w:pPr>
+      <w:rPr>
+        <w:rFonts w:ascii="Courier New" w:hAnsi="Courier New" w:cs="Courier New" w:hint="default"/>
+      </w:rPr>
+    </w:lvl>
+    <w:lvl w:ilvl="8" w:tplc="40090005" w:tentative="1">
+      <w:start w:val="1"/>
+      <w:numFmt w:val="bullet"/>
+      <w:lvlText w:val=""/>
+      <w:lvlJc w:val="left"/>
+      <w:pPr>
+        <w:ind w:left="6480" w:hanging="360"/>
+      </w:pPr>
+      <w:rPr>
+        <w:rFonts w:ascii="Wingdings" w:hAnsi="Wingdings" w:hint="default"/>
+      </w:rPr>
+    </w:lvl>
+  </w:abstractNum>
+  <w:abstractNum w:abstractNumId="4" w15:restartNumberingAfterBreak="0">
     <w:nsid w:val="7DD06881"/>
     <w:multiLevelType w:val="hybridMultilevel"/>
     <w:tmpl w:val="A3243042"/>
@@ -982,7 +1474,7 @@
       </w:pPr>
     </w:lvl>
   </w:abstractNum>
-  <w:abstractNum w:abstractNumId="4" w15:restartNumberingAfterBreak="0">
+  <w:abstractNum w:abstractNumId="5" w15:restartNumberingAfterBreak="0">
     <w:nsid w:val="7E794415"/>
     <w:multiLevelType w:val="hybridMultilevel"/>
     <w:tmpl w:val="5E0C7F6E"/>
@@ -1072,10 +1564,10 @@
     </w:lvl>
   </w:abstractNum>
   <w:num w:numId="1" w16cid:durableId="210192280">
-    <w:abstractNumId w:val="3"/>
+    <w:abstractNumId w:val="4"/>
   </w:num>
   <w:num w:numId="2" w16cid:durableId="1207134679">
-    <w:abstractNumId w:val="4"/>
+    <w:abstractNumId w:val="5"/>
   </w:num>
   <w:num w:numId="3" w16cid:durableId="1779181791">
     <w:abstractNumId w:val="2"/>
@@ -1085,6 +1577,9 @@
   </w:num>
   <w:num w:numId="5" w16cid:durableId="222376024">
     <w:abstractNumId w:val="1"/>
+  </w:num>
+  <w:num w:numId="6" w16cid:durableId="1762290661">
+    <w:abstractNumId w:val="3"/>
   </w:num>
 </w:numbering>
 </file>
@@ -2093,7 +2588,6 @@
     <w:basedOn w:val="Normal"/>
     <w:next w:val="Normal"/>
     <w:uiPriority w:val="35"/>
-    <w:semiHidden/>
     <w:unhideWhenUsed/>
     <w:qFormat/>
     <w:rsid w:val="002C5FCC"/>
@@ -2188,6 +2682,19 @@
     <w:pPr>
       <w:outlineLvl w:val="9"/>
     </w:pPr>
+  </w:style>
+  <w:style w:type="paragraph" w:styleId="NormalWeb">
+    <w:name w:val="Normal (Web)"/>
+    <w:basedOn w:val="Normal"/>
+    <w:uiPriority w:val="99"/>
+    <w:semiHidden/>
+    <w:unhideWhenUsed/>
+    <w:rsid w:val="002A0591"/>
+    <w:rPr>
+      <w:rFonts w:ascii="Times New Roman" w:hAnsi="Times New Roman" w:cs="Times New Roman"/>
+      <w:sz w:val="24"/>
+      <w:szCs w:val="24"/>
+    </w:rPr>
   </w:style>
 </w:styles>
 </file>
